--- a/Tailored_CVs/Shinoy_Justiti_le_ICT_Organisatie_Medior_Testconsultant_IAM.docx
+++ b/Tailored_CVs/Shinoy_Justiti_le_ICT_Organisatie_Medior_Testconsultant_IAM.docx
@@ -70,7 +70,7 @@
           <w:b w:val="0"/>
           <w:sz w:val="19"/>
         </w:rPr>
-        <w:t>Test automation engineer with over 8 years of experience building scalable frameworks and validating complex backend systems for financial and public sector clients. Experienced in working closely with product owners, functional administrators, and cross-functional teams to translate requirements into clear testing strategies. Familiar with Jira, Confluence, and structured test methodologies to ensure high system quality.</w:t>
+        <w:t>I am a QA automation engineer with over 8 years of experience building scalable testing frameworks and validating complex backend workflows. I work closely with cross-functional teams and product owners to translate business requirements into practical testing strategies. Having recently relocated to the Netherlands, I hold a valid EU residence permit and am ready to contribute to your implementation team.</w:t>
       </w:r>
     </w:p>
     <w:p>
@@ -288,7 +288,7 @@
           <w:b w:val="0"/>
           <w:sz w:val="18"/>
         </w:rPr>
-        <w:t>▸ Collaborated with product owners, functional administrators, and development teams to translate business requirements into effective testing strategies for complex identity and access management workflows.</w:t>
+        <w:t>▸ Tested complex applications and microservices architectures, executing automated regression tests and validating backend datasets via Oracle SQL.</w:t>
       </w:r>
     </w:p>
     <w:p>
@@ -301,7 +301,7 @@
           <w:b w:val="0"/>
           <w:sz w:val="18"/>
         </w:rPr>
-        <w:t>▸ Managed defect tracking using Jira and maintained test documentation to ensure alignment with project requirements and release goals.</w:t>
+        <w:t>▸ Collaborated with product owners and crossfunctional agile teams to translate business requirements into clear testing strategies.</w:t>
       </w:r>
     </w:p>
     <w:p>
@@ -314,7 +314,7 @@
           <w:b w:val="0"/>
           <w:sz w:val="18"/>
         </w:rPr>
-        <w:t>▸ Designed and maintained test automation frameworks using Selenium and Playwright, improving test execution efficiency across iterative software releases.</w:t>
+        <w:t>▸ Managed test tracking and defect documentation using Jira to ensure close alignment with project milestones.</w:t>
       </w:r>
     </w:p>
     <w:p>
@@ -327,7 +327,7 @@
           <w:b w:val="0"/>
           <w:sz w:val="18"/>
         </w:rPr>
-        <w:t>▸ Executed backend validation and data integrity checks using Oracle SQL to support critical application workflows and secure system deployments.</w:t>
+        <w:t>▸ Streamlined test generation scripts and deployment processes using Gemini Code Assist.</w:t>
       </w:r>
     </w:p>
     <w:p>
